--- a/Collatio/13/1. Textos/1. Marcados/13-I.docx
+++ b/Collatio/13/1. Textos/1. Marcados/13-I.docx
@@ -1,51 +1,76 @@
 
 <file path=word/document.xml><?xml version="1.0" encoding="utf-8"?>
-<w:document xmlns:wpc="http://schemas.microsoft.com/office/word/2010/wordprocessingCanvas" xmlns:cx="http://schemas.microsoft.com/office/drawing/2014/chartex" xmlns:cx1="http://schemas.microsoft.com/office/drawing/2015/9/8/chartex" xmlns:cx2="http://schemas.microsoft.com/office/drawing/2015/10/21/chartex" xmlns:cx3="http://schemas.microsoft.com/office/drawing/2016/5/9/chartex" xmlns:cx4="http://schemas.microsoft.com/office/drawing/2016/5/10/chartex" xmlns:cx5="http://schemas.microsoft.com/office/drawing/2016/5/11/chartex" xmlns:cx6="http://schemas.microsoft.com/office/drawing/2016/5/12/chartex" xmlns:cx7="http://schemas.microsoft.com/office/drawing/2016/5/13/chartex" xmlns:cx8="http://schemas.microsoft.com/office/drawing/2016/5/14/chartex" xmlns:mc="http://schemas.openxmlformats.org/markup-compatibility/2006" xmlns:aink="http://schemas.microsoft.com/office/drawing/2016/ink" xmlns:am3d="http://schemas.microsoft.com/office/drawing/2017/model3d" xmlns:o="urn:schemas-microsoft-com:office:office" xmlns:oel="http://schemas.microsoft.com/office/2019/extlst" xmlns:r="http://schemas.openxmlformats.org/officeDocument/2006/relationships" xmlns:m="http://schemas.openxmlformats.org/officeDocument/2006/math" xmlns:v="urn:schemas-microsoft-com:vml" xmlns:wp14="http://schemas.microsoft.com/office/word/2010/wordprocessingDrawing" xmlns:wp="http://schemas.openxmlformats.org/drawingml/2006/wordprocessingDrawing" xmlns:w10="urn:schemas-microsoft-com:office:word" xmlns:w="http://schemas.openxmlformats.org/wordprocessingml/2006/main" xmlns:w14="http://schemas.microsoft.com/office/word/2010/wordml" xmlns:w15="http://schemas.microsoft.com/office/word/2012/wordml" xmlns:w16cex="http://schemas.microsoft.com/office/word/2018/wordml/cex" xmlns:w16cid="http://schemas.microsoft.com/office/word/2016/wordml/cid" xmlns:w16="http://schemas.microsoft.com/office/word/2018/wordml" xmlns:w16sdtdh="http://schemas.microsoft.com/office/word/2020/wordml/sdtdatahash" xmlns:w16se="http://schemas.microsoft.com/office/word/2015/wordml/symex" xmlns:wpg="http://schemas.microsoft.com/office/word/2010/wordprocessingGroup" xmlns:wpi="http://schemas.microsoft.com/office/word/2010/wordprocessingInk" xmlns:wne="http://schemas.microsoft.com/office/word/2006/wordml" xmlns:wps="http://schemas.microsoft.com/office/word/2010/wordprocessingShape" mc:Ignorable="w14 w15 w16se w16cid w16 w16cex w16sdtdh wp14">
+<w:document xmlns:wpc="http://schemas.microsoft.com/office/word/2010/wordprocessingCanvas" xmlns:cx="http://schemas.microsoft.com/office/drawing/2014/chartex" xmlns:cx1="http://schemas.microsoft.com/office/drawing/2015/9/8/chartex" xmlns:cx2="http://schemas.microsoft.com/office/drawing/2015/10/21/chartex" xmlns:cx3="http://schemas.microsoft.com/office/drawing/2016/5/9/chartex" xmlns:cx4="http://schemas.microsoft.com/office/drawing/2016/5/10/chartex" xmlns:cx5="http://schemas.microsoft.com/office/drawing/2016/5/11/chartex" xmlns:cx6="http://schemas.microsoft.com/office/drawing/2016/5/12/chartex" xmlns:cx7="http://schemas.microsoft.com/office/drawing/2016/5/13/chartex" xmlns:cx8="http://schemas.microsoft.com/office/drawing/2016/5/14/chartex" xmlns:mc="http://schemas.openxmlformats.org/markup-compatibility/2006" xmlns:aink="http://schemas.microsoft.com/office/drawing/2016/ink" xmlns:am3d="http://schemas.microsoft.com/office/drawing/2017/model3d" xmlns:o="urn:schemas-microsoft-com:office:office" xmlns:oel="http://schemas.microsoft.com/office/2019/extlst" xmlns:r="http://schemas.openxmlformats.org/officeDocument/2006/relationships" xmlns:m="http://schemas.openxmlformats.org/officeDocument/2006/math" xmlns:v="urn:schemas-microsoft-com:vml" xmlns:wp14="http://schemas.microsoft.com/office/word/2010/wordprocessingDrawing" xmlns:wp="http://schemas.openxmlformats.org/drawingml/2006/wordprocessingDrawing" xmlns:w10="urn:schemas-microsoft-com:office:word" xmlns:w="http://schemas.openxmlformats.org/wordprocessingml/2006/main" xmlns:w14="http://schemas.microsoft.com/office/word/2010/wordml" xmlns:w15="http://schemas.microsoft.com/office/word/2012/wordml" xmlns:w16cex="http://schemas.microsoft.com/office/word/2018/wordml/cex" xmlns:w16cid="http://schemas.microsoft.com/office/word/2016/wordml/cid" xmlns:w16="http://schemas.microsoft.com/office/word/2018/wordml" xmlns:w16du="http://schemas.microsoft.com/office/word/2023/wordml/word16du" xmlns:w16sdtdh="http://schemas.microsoft.com/office/word/2020/wordml/sdtdatahash" xmlns:w16sdtfl="http://schemas.microsoft.com/office/word/2024/wordml/sdtformatlock" xmlns:w16se="http://schemas.microsoft.com/office/word/2015/wordml/symex" xmlns:wpg="http://schemas.microsoft.com/office/word/2010/wordprocessingGroup" xmlns:wpi="http://schemas.microsoft.com/office/word/2010/wordprocessingInk" xmlns:wne="http://schemas.microsoft.com/office/word/2006/wordml" xmlns:wps="http://schemas.microsoft.com/office/word/2010/wordprocessingShape" mc:Ignorable="w14 w15 w16se w16cid w16 w16cex w16sdtdh w16sdtfl w16du wp14">
   <w:body>
     <w:p>
-      <w:r>
-        <w:rPr>
+      <w:pPr>
+        <w:rPr>
+          <w:rFonts w:ascii="Brill" w:hAnsi="Brill"/>
+        </w:rPr>
+      </w:pPr>
+      <w:r>
+        <w:rPr>
+          <w:rFonts w:ascii="Brill" w:hAnsi="Brill"/>
           <w:color w:val="FF0000"/>
         </w:rPr>
         <w:t xml:space="preserve">36v </w:t>
       </w:r>
       <w:r>
+        <w:rPr>
+          <w:rFonts w:ascii="Brill" w:hAnsi="Brill"/>
+        </w:rPr>
         <w:t xml:space="preserve">Pregunto el diciplo e dixo maestro poder me ias dar razon como pudo santa Maria fincar virgen despues que el nuestro señor nacio d ella % respondio el maestro e dixo a esto que tu me demandas non te puedo yo responder </w:t>
       </w:r>
       <w:r>
         <w:rPr>
+          <w:rFonts w:ascii="Brill" w:hAnsi="Brill"/>
           <w:color w:val="FF0000"/>
         </w:rPr>
         <w:t xml:space="preserve">37r </w:t>
       </w:r>
       <w:r>
+        <w:rPr>
+          <w:rFonts w:ascii="Brill" w:hAnsi="Brill"/>
+        </w:rPr>
         <w:t xml:space="preserve">por razon natural mas tanto te puedo ende dezir que sepas que aquel señor que ovo poder de encarnar en ella sin la corromper asi ovo poder de nacer d ella sin corrompimiento alguno que en ella oviese. % </w:t>
       </w:r>
       <w:r>
         <w:rPr>
+          <w:rFonts w:ascii="Brill" w:hAnsi="Brill"/>
           <w:color w:val="FF0000"/>
         </w:rPr>
         <w:t>E d ella sin corronpimiento alguno</w:t>
       </w:r>
       <w:r>
+        <w:rPr>
+          <w:rFonts w:ascii="Brill" w:hAnsi="Brill"/>
+        </w:rPr>
         <w:t xml:space="preserve"> % E d esto semejança natural % para mientes a la vedriera que es fecha de bidrio e veras el vidro naturalmente que es grueso e espe</w:t>
       </w:r>
       <w:r>
         <w:rPr>
+          <w:rFonts w:ascii="Brill" w:hAnsi="Brill"/>
           <w:lang w:val="es-ES"/>
         </w:rPr>
         <w:t>s</w:t>
       </w:r>
       <w:r>
+        <w:rPr>
+          <w:rFonts w:ascii="Brill" w:hAnsi="Brill"/>
+        </w:rPr>
         <w:t xml:space="preserve">o e por esta razon a poder de sofrir el agua o el vino o lo que en el hechan e tiene lo en si que no se puede consumir tanto tiempo como ombre quiere % pues d esta vedriera que es fecha de vidro que te de suso dixe que tan naturalmente es gruesa e espesa pasara el rayo del sol de la otra parte sin quebrantar la e sin corromper la % E asi como el sol se muda de aquel derecho e va andando asi se va tornando el rayo por aquel logar donde entro e finca ella tan sana como de primero % En esta guisa contecio la de santa Maria quando concibio primero e despues pario E en esta razon non fallaras ombre en el mundo que te pueda dezir al si no esto E que dios nuestro señor pudo fazer esto e mas </w:t>
       </w:r>
       <w:r>
         <w:rPr>
+          <w:rFonts w:ascii="Brill" w:hAnsi="Brill"/>
           <w:color w:val="FF0000"/>
         </w:rPr>
         <w:t xml:space="preserve">37v </w:t>
       </w:r>
       <w:r>
+        <w:rPr>
+          <w:rFonts w:ascii="Brill" w:hAnsi="Brill"/>
+        </w:rPr>
         <w:t>quanto el plazer a % ca esto todo fue obra de miraglo que el nuestro señor quiso demostrar por si mesmo en la bien aventurada señora santa Maria</w:t>
       </w:r>
     </w:p>
@@ -60,7 +85,7 @@
 </file>
 
 <file path=word/styles.xml><?xml version="1.0" encoding="utf-8"?>
-<w:styles xmlns:mc="http://schemas.openxmlformats.org/markup-compatibility/2006" xmlns:r="http://schemas.openxmlformats.org/officeDocument/2006/relationships" xmlns:w="http://schemas.openxmlformats.org/wordprocessingml/2006/main" xmlns:w14="http://schemas.microsoft.com/office/word/2010/wordml" xmlns:w15="http://schemas.microsoft.com/office/word/2012/wordml" xmlns:w16cex="http://schemas.microsoft.com/office/word/2018/wordml/cex" xmlns:w16cid="http://schemas.microsoft.com/office/word/2016/wordml/cid" xmlns:w16="http://schemas.microsoft.com/office/word/2018/wordml" xmlns:w16sdtdh="http://schemas.microsoft.com/office/word/2020/wordml/sdtdatahash" xmlns:w16se="http://schemas.microsoft.com/office/word/2015/wordml/symex" mc:Ignorable="w14 w15 w16se w16cid w16 w16cex w16sdtdh">
+<w:styles xmlns:mc="http://schemas.openxmlformats.org/markup-compatibility/2006" xmlns:r="http://schemas.openxmlformats.org/officeDocument/2006/relationships" xmlns:w="http://schemas.openxmlformats.org/wordprocessingml/2006/main" xmlns:w14="http://schemas.microsoft.com/office/word/2010/wordml" xmlns:w15="http://schemas.microsoft.com/office/word/2012/wordml" xmlns:w16cex="http://schemas.microsoft.com/office/word/2018/wordml/cex" xmlns:w16cid="http://schemas.microsoft.com/office/word/2016/wordml/cid" xmlns:w16="http://schemas.microsoft.com/office/word/2018/wordml" xmlns:w16du="http://schemas.microsoft.com/office/word/2023/wordml/word16du" xmlns:w16sdtdh="http://schemas.microsoft.com/office/word/2020/wordml/sdtdatahash" xmlns:w16sdtfl="http://schemas.microsoft.com/office/word/2024/wordml/sdtformatlock" xmlns:w16se="http://schemas.microsoft.com/office/word/2015/wordml/symex" mc:Ignorable="w14 w15 w16se w16cid w16 w16cex w16sdtdh w16sdtfl w16du">
   <w:docDefaults>
     <w:rPrDefault>
       <w:rPr>
